--- a/applications/anthropic/5285557008-inference-deployment/Jordan_Newman_Anthropic_Inference_Deployment_Resume.docx
+++ b/applications/anthropic/5285557008-inference-deployment/Jordan_Newman_Anthropic_Inference_Deployment_Resume.docx
@@ -55,7 +55,7 @@
     </w:p>
     <w:p>
       <w:r>
-        <w:t>Senior software and infrastructure engineer with 20+ years designing, building, and operating performance-sensitive distributed systems. Architected 24/7 hosting and CDN infrastructure spanning approximately 3,000-4,000 servers, about 10 locations, and more than 65 Gbps of peak traffic. Personally built its high-concurrency C/FreeBSD serving runtime, production health-check and monitoring systems, and substantial networking and operational software. Combines low-level runtime, traffic-management, reliability, and observability depth with current Kubernetes, Terraform, CI/CD, cloud-platform, and local AI experience.</w:t>
+        <w:t>Senior software and infrastructure engineer with 20+ years designing, building, and operating performance-sensitive distributed systems. Architected 24/7 hosting and CDN infrastructure spanning approximately 3,000-4,000 servers, about 10 locations, and more than 65 Gbps of peak traffic. Personally built its high-concurrency C/FreeBSD serving runtime, production health-check and monitoring systems, and substantial networking and operational software. Results-oriented and impact-focused, with the flexibility to take responsibility outside a narrowly defined job description when the work demands it. Motivated by technical excellence that drives business results and enables research breakthroughs; eager to deepen machine-learning systems and infrastructure expertise while contributing to work whose societal impact matters.</w:t>
       </w:r>
     </w:p>
     <w:p>
@@ -245,7 +245,28 @@
         <w:t>kqueue</w:t>
       </w:r>
       <w:r>
-        <w:t xml:space="preserve"> event loop, configurable I/O workers, Unix-domain </w:t>
+        <w:t xml:space="preserve"> event loop, configurable I/O workers, and zero-copy </w:t>
+      </w:r>
+      <w:r>
+        <w:t>sendfile()</w:t>
+      </w:r>
+      <w:r>
+        <w:t xml:space="preserve"> transfers.</w:t>
+      </w:r>
+    </w:p>
+    <w:p>
+      <w:pPr>
+        <w:spacing w:after="16"/>
+        <w:ind w:left="230" w:hanging="173"/>
+      </w:pPr>
+      <w:r>
+        <w:rPr>
+          <w:b/>
+        </w:rPr>
+        <w:t xml:space="preserve">• </w:t>
+      </w:r>
+      <w:r>
+        <w:t xml:space="preserve">Implemented Unix-domain </w:t>
       </w:r>
       <w:r>
         <w:t>sendmsg()</w:t>
@@ -257,13 +278,7 @@
         <w:t>mmap()</w:t>
       </w:r>
       <w:r>
-        <w:t xml:space="preserve"> worker state, least-busy-worker dispatch, and zero-copy </w:t>
-      </w:r>
-      <w:r>
-        <w:t>sendfile()</w:t>
-      </w:r>
-      <w:r>
-        <w:t xml:space="preserve"> transfers.</w:t>
+        <w:t xml:space="preserve"> worker state, and least-busy-worker dispatch for blocking work.</w:t>
       </w:r>
     </w:p>
     <w:p>
